--- a/annad/Heimildaskrá fyrir einstaklingsverkefnið.docx
+++ b/annad/Heimildaskrá fyrir einstaklingsverkefnið.docx
@@ -21,7 +21,7 @@
       <w:r>
         <w:t xml:space="preserve">Módel af Ásmundarsafni: </w:t>
       </w:r>
-      <w:hyperlink r:id="rId6" w:history="1">
+      <w:hyperlink r:id="rId6" w:anchor=":~:text=%C3%81smundarsafn%20,103%20x%20146%20x%2010" w:history="1">
         <w:r>
           <w:rPr>
             <w:rStyle w:val="Hyperlink"/>
@@ -1132,6 +1132,207 @@
           <w:lang w:val="is-IS"/>
         </w:rPr>
       </w:pPr>
+    </w:p>
+    <w:p>
+      <w:pPr>
+        <w:rPr>
+          <w:lang w:val="is-IS"/>
+        </w:rPr>
+      </w:pPr>
+    </w:p>
+    <w:p>
+      <w:pPr>
+        <w:rPr>
+          <w:lang w:val="is-IS"/>
+        </w:rPr>
+      </w:pPr>
+      <w:r>
+        <w:rPr>
+          <w:lang w:val="is-IS"/>
+        </w:rPr>
+        <w:t>C:\Users\Lenovo\Documents\learning-graphics\three.js-master\three.js-master\examples\webgl_materials_texture_canvas.html</w:t>
+      </w:r>
+    </w:p>
+    <w:p>
+      <w:pPr>
+        <w:rPr>
+          <w:lang w:val="is-IS"/>
+        </w:rPr>
+      </w:pPr>
+      <w:r>
+        <w:rPr>
+          <w:lang w:val="is-IS"/>
+        </w:rPr>
+        <w:t>Þú getur teiknað á canvas hér.</w:t>
+      </w:r>
+    </w:p>
+    <w:p>
+      <w:pPr>
+        <w:rPr>
+          <w:lang w:val="is-IS"/>
+        </w:rPr>
+      </w:pPr>
+    </w:p>
+    <w:p>
+      <w:pPr>
+        <w:rPr>
+          <w:lang w:val="is-IS"/>
+        </w:rPr>
+      </w:pPr>
+      <w:r>
+        <w:rPr>
+          <w:lang w:val="is-IS"/>
+        </w:rPr>
+        <w:t>C:\Users\Lenovo\Documents\learning-graphics\three.js-master\three.js-master\examples\webgpu_compute_particles_snow.html</w:t>
+      </w:r>
+    </w:p>
+    <w:p>
+      <w:pPr>
+        <w:rPr>
+          <w:lang w:val="is-IS"/>
+        </w:rPr>
+      </w:pPr>
+    </w:p>
+    <w:p>
+      <w:pPr>
+        <w:rPr>
+          <w:lang w:val="is-IS"/>
+        </w:rPr>
+      </w:pPr>
+      <w:r>
+        <w:rPr>
+          <w:lang w:val="is-IS"/>
+        </w:rPr>
+        <w:t>C:\Users\Lenovo\Documents\learning-graphics\three.js-master\three.js-master\examples\webgpu_custom_fog.html</w:t>
+      </w:r>
+    </w:p>
+    <w:p>
+      <w:pPr>
+        <w:rPr>
+          <w:lang w:val="is-IS"/>
+        </w:rPr>
+      </w:pPr>
+      <w:r>
+        <w:rPr>
+          <w:lang w:val="is-IS"/>
+        </w:rPr>
+        <w:t>Fog og hreyfist smá utanum borgina</w:t>
+      </w:r>
+    </w:p>
+    <w:p>
+      <w:pPr>
+        <w:rPr>
+          <w:lang w:val="is-IS"/>
+        </w:rPr>
+      </w:pPr>
+    </w:p>
+    <w:p>
+      <w:pPr>
+        <w:rPr>
+          <w:lang w:val="is-IS"/>
+        </w:rPr>
+      </w:pPr>
+      <w:r>
+        <w:rPr>
+          <w:lang w:val="is-IS"/>
+        </w:rPr>
+        <w:t>C:\Users\Lenovo\Documents\learning-graphics\three.js-master\three.js-master\examples\webgpu_postprocessing_transition.html</w:t>
+      </w:r>
+    </w:p>
+    <w:p>
+      <w:pPr>
+        <w:rPr>
+          <w:lang w:val="is-IS"/>
+        </w:rPr>
+      </w:pPr>
+    </w:p>
+    <w:p>
+      <w:pPr>
+        <w:rPr>
+          <w:lang w:val="is-IS"/>
+        </w:rPr>
+      </w:pPr>
+      <w:hyperlink r:id="rId10" w:history="1">
+        <w:r>
+          <w:rPr>
+            <w:rStyle w:val="Hyperlink"/>
+            <w:lang w:val="is-IS"/>
+          </w:rPr>
+          <w:t>http://127.0.0.1:5500/examples/webgpu_sky.html</w:t>
+        </w:r>
+      </w:hyperlink>
+    </w:p>
+    <w:p>
+      <w:pPr>
+        <w:rPr>
+          <w:lang w:val="is-IS"/>
+        </w:rPr>
+      </w:pPr>
+    </w:p>
+    <w:p>
+      <w:pPr>
+        <w:rPr>
+          <w:lang w:val="is-IS"/>
+        </w:rPr>
+      </w:pPr>
+      <w:r>
+        <w:rPr>
+          <w:lang w:val="is-IS"/>
+        </w:rPr>
+        <w:t>C:\Users\Lenovo\Documents\learning-graphics\three.js-master\three.js-master\examples\webgpu_sandbox.html</w:t>
+      </w:r>
+    </w:p>
+    <w:p>
+      <w:pPr>
+        <w:rPr>
+          <w:lang w:val="is-IS"/>
+        </w:rPr>
+      </w:pPr>
+      <w:hyperlink r:id="rId11" w:history="1">
+        <w:r>
+          <w:rPr>
+            <w:rStyle w:val="Hyperlink"/>
+            <w:lang w:val="is-IS"/>
+          </w:rPr>
+          <w:t>http://127.0.0.1:5500/examples/webgpu_postprocessing_sobel.html</w:t>
+        </w:r>
+      </w:hyperlink>
+    </w:p>
+    <w:p>
+      <w:pPr>
+        <w:rPr>
+          <w:lang w:val="is-IS"/>
+        </w:rPr>
+      </w:pPr>
+      <w:r>
+        <w:rPr>
+          <w:lang w:val="is-IS"/>
+        </w:rPr>
+        <w:t>edge detection</w:t>
+      </w:r>
+    </w:p>
+    <w:p>
+      <w:pPr>
+        <w:rPr>
+          <w:lang w:val="is-IS"/>
+        </w:rPr>
+      </w:pPr>
+    </w:p>
+    <w:p>
+      <w:pPr>
+        <w:rPr>
+          <w:lang w:val="is-IS"/>
+        </w:rPr>
+      </w:pPr>
+      <w:hyperlink r:id="rId12" w:history="1">
+        <w:r>
+          <w:rPr>
+            <w:rStyle w:val="Hyperlink"/>
+            <w:lang w:val="is-IS"/>
+          </w:rPr>
+          <w:t>http://127.0.0.1:5500/examples/webgl_raycaster_sprite.html</w:t>
+        </w:r>
+      </w:hyperlink>
     </w:p>
     <w:p>
       <w:pPr>
@@ -2521,6 +2722,7 @@
   <w:style w:type="character" w:default="1" w:styleId="DefaultParagraphFont">
     <w:name w:val="Default Paragraph Font"/>
     <w:uiPriority w:val="1"/>
+    <w:semiHidden/>
     <w:unhideWhenUsed/>
   </w:style>
   <w:style w:type="table" w:default="1" w:styleId="TableNormal">
